--- a/Tailored_CVs/Shinoy_Bloom___Wild_Head_of_Developer_Experience.docx
+++ b/Tailored_CVs/Shinoy_Bloom___Wild_Head_of_Developer_Experience.docx
@@ -70,7 +70,7 @@
           <w:b w:val="0"/>
           <w:sz w:val="19"/>
         </w:rPr>
-        <w:t>I am a QA automation engineer with over 8 years of experience building scalable automation frameworks and cloud infrastructure using AWS and Terraform. I am based in the Netherlands and hold a valid EU residence permit with full work authorization. My background includes orchestrating CI/CD pipelines, supporting reliability goals, and utilizing Gemini Code Assist to streamline test generation workflows.</w:t>
+        <w:t>I am a QA Automation Engineer with over 8 years of experience building scalable test frameworks and CI/CD pipelines using AWS and Terraform. I hold a valid EU residence permit and am based near Amsterdam. My background includes working closely with cross-functional teams to improve delivery reliability, along with utilizing tools like Gemini Code Assist to streamline test generation.</w:t>
       </w:r>
     </w:p>
     <w:p>
@@ -288,7 +288,7 @@
           <w:b w:val="0"/>
           <w:sz w:val="18"/>
         </w:rPr>
-        <w:t>▸ Provisioned infrastructure and test environments using AWS and Terraform to maintain continuous delivery and system reliability.</w:t>
+        <w:t>▸ Architected automated CI/CD pipelines and provisioned infrastructure using AWS, Terraform, and Linux environments to support continuous delivery.</w:t>
       </w:r>
     </w:p>
     <w:p>
@@ -301,7 +301,7 @@
           <w:b w:val="0"/>
           <w:sz w:val="18"/>
         </w:rPr>
-        <w:t>▸ Implemented automated CI/CD pipelines and regression test builds using Jenkins, supporting release management and delivery speed.</w:t>
+        <w:t>▸ Migrated automation frameworks for endtoend workflows within microservices architectures, boosting execution efficiency.</w:t>
       </w:r>
     </w:p>
     <w:p>
@@ -314,7 +314,7 @@
           <w:b w:val="0"/>
           <w:sz w:val="18"/>
         </w:rPr>
-        <w:t>▸ Streamlined test generation and deployment scripts utilizing AI tools like Gemini Code Assist to improve team efficiency.</w:t>
+        <w:t>▸ Partnered with product owners and crossfunctional teams to translate business requirements into technical testing strategies.</w:t>
       </w:r>
     </w:p>
     <w:p>
@@ -327,7 +327,7 @@
           <w:b w:val="0"/>
           <w:sz w:val="18"/>
         </w:rPr>
-        <w:t>▸ Collaborated with crossfunctional teams and product owners to translate technical testing strategies and improve release processes.</w:t>
+        <w:t>▸ Streamlined test generation and deployment scripts utilizing AI tools like Gemini Code Assist to support efficient engineering workflows.</w:t>
       </w:r>
     </w:p>
     <w:p>
